--- a/paper/Exact-Many-to-One-Under-Estimated-Volatilities.docx
+++ b/paper/Exact-Many-to-One-Under-Estimated-Volatilities.docx
@@ -41301,7 +41301,119 @@
     </w:p>
     <w:p>
       <w:r>
-        <w:t>The experiments in 11.1 give the benchmark and the candidates one shared coefficient, and those in 11.2 give them declared loadings on one shared factor. Groups with different autocorrelations, or with more than one factor, are neither tested nor excluded here; the transform argument does not depend on the coefficients being equal, and the measurements do not cover the unequal case.</w:t>
+        <w:t xml:space="preserve">The experiments in 11.1 give the benchmark and the candidates one shared coefficient, and those in 11.2 give them declared loadings on one shared factor. Groups with different autocorrelations, or with more than one factor, are not tested here, and the serial transform as written does not cover the first case. With group-specific coefficients the whitened means are </w:t>
+      </w:r>
+      <m:oMath>
+        <m:r>
+          <m:t>μ(1−</m:t>
+        </m:r>
+        <m:sSub>
+          <m:e>
+            <m:r>
+              <m:t>ϕ</m:t>
+            </m:r>
+          </m:e>
+          <m:sub>
+            <m:r>
+              <m:t>0</m:t>
+            </m:r>
+          </m:sub>
+        </m:sSub>
+        <m:r>
+          <m:t>)</m:t>
+        </m:r>
+      </m:oMath>
+      <w:r>
+        <w:t xml:space="preserve"> and </w:t>
+      </w:r>
+      <m:oMath>
+        <m:r>
+          <m:t>μ(1−</m:t>
+        </m:r>
+        <m:sSub>
+          <m:e>
+            <m:r>
+              <m:t>ϕ</m:t>
+            </m:r>
+          </m:e>
+          <m:sub>
+            <m:r>
+              <m:t>i</m:t>
+            </m:r>
+          </m:sub>
+        </m:sSub>
+        <m:r>
+          <m:t>)</m:t>
+        </m:r>
+      </m:oMath>
+      <w:r>
+        <w:t xml:space="preserve">, which differ under the null by </w:t>
+      </w:r>
+      <m:oMath>
+        <m:r>
+          <m:t>μ(</m:t>
+        </m:r>
+        <m:sSub>
+          <m:e>
+            <m:r>
+              <m:t>ϕ</m:t>
+            </m:r>
+          </m:e>
+          <m:sub>
+            <m:r>
+              <m:t>0</m:t>
+            </m:r>
+          </m:sub>
+        </m:sSub>
+        <m:r>
+          <m:t>−</m:t>
+        </m:r>
+        <m:sSub>
+          <m:e>
+            <m:r>
+              <m:t>ϕ</m:t>
+            </m:r>
+          </m:e>
+          <m:sub>
+            <m:r>
+              <m:t>i</m:t>
+            </m:r>
+          </m:sub>
+        </m:sSub>
+        <m:r>
+          <m:t>)</m:t>
+        </m:r>
+      </m:oMath>
+      <w:r>
+        <w:t xml:space="preserve">, the term of equation (49), fixed now by the declarations rather than estimated. Dividing each group’s whitened series by its own </w:t>
+      </w:r>
+      <m:oMath>
+        <m:r>
+          <m:t>1−</m:t>
+        </m:r>
+        <m:sSub>
+          <m:e>
+            <m:r>
+              <m:t>ϕ</m:t>
+            </m:r>
+          </m:e>
+          <m:sub>
+            <m:r>
+              <m:t>g</m:t>
+            </m:r>
+          </m:sub>
+        </m:sSub>
+      </m:oMath>
+      <w:r>
+        <w:t xml:space="preserve"> restores the common mean </w:t>
+      </w:r>
+      <m:oMath>
+        <m:r>
+          <m:t>μ</m:t>
+        </m:r>
+      </m:oMath>
+      <w:r>
+        <w:t xml:space="preserve"> and leaves independent Gaussians with group-specific variances, which is the unequal-variance problem of Sections 3 and 4. That repair is exact by the same algebra as equation (45), and it is not measured here.</w:t>
       </w:r>
     </w:p>
     <w:p>
@@ -45072,8 +45184,7 @@
         <w:t xml:space="preserve">What can be certified here is less than Section 9 certifies. The nuisance is now three-dimensional per candidate, the variance ratio and both loadings, and only the ratio is a function of what the rule sees. That is the asymmetry which separates this case from Section 9's, and it is a statement about the rule rather than about the data: with three or more series the one-factor model is identified and the loadings are recoverable from the covariance, exactly at the population level and to a median absolute error of 0.384 at 36 observations. At one candidate the model is under-identified, 4 parameters against 3 distinct covariance entries, and a declared domain is the only route. So a region of the kind Section 9.2 builds for the ratio is available above one </w:t>
       </w:r>
       <w:r>
-        <w:lastRenderedPageBreak/>
-        <w:t>candidate and is not built here. Over a declared box of 175 points the constant that holds everywhere is 2.7366, against known-parameter constants running 0.9003 to 2.7367. It is therefore 1.00 times the worst of them and 3.04 times the best, which is what a single constant over a box must do: it is exact at the corner that binds and carries the full spread of the box everywhere else.</w:t>
+        <w:t>candidate and is not built here. Over a declared box of 175 points the constant that holds everywhere is 2.7173, against known-parameter constants running 0.8745 to 2.7173. It is therefore 1.00 times the worst of them and 3.11 times the best, which is what a single constant over a box must do: it is exact at the corner that binds and carries the full spread of the box everywhere else. The quadrature resolution is checked rather than assumed: the next refinement moves the rate at that corner by 1.9e-07, and full-panel simulation there returns 0.02495 over 4,000,000 draws.</w:t>
       </w:r>
     </w:p>
     <w:p>
